--- a/frontend/public/Formato Renuncia Voluntaria.docx
+++ b/frontend/public/Formato Renuncia Voluntaria.docx
@@ -833,7 +833,33 @@
           <w:sz w:val="20"/>
           <w:szCs w:val="20"/>
         </w:rPr>
-        <w:t xml:space="preserve">el empleador puso término al contrato de trabajo por la causal legal de </w:t>
+        <w:t>{{</w:t>
+      </w:r>
+      <w:proofErr w:type="spellStart"/>
+      <w:r>
+        <w:rPr>
+          <w:rFonts w:ascii="Calibri" w:hAnsi="Calibri" w:cs="Arial"/>
+          <w:sz w:val="20"/>
+          <w:szCs w:val="20"/>
+        </w:rPr>
+        <w:t>sujeto_termino</w:t>
+      </w:r>
+      <w:proofErr w:type="spellEnd"/>
+      <w:r>
+        <w:rPr>
+          <w:rFonts w:ascii="Calibri" w:hAnsi="Calibri" w:cs="Arial"/>
+          <w:sz w:val="20"/>
+          <w:szCs w:val="20"/>
+        </w:rPr>
+        <w:t xml:space="preserve">}} </w:t>
+      </w:r>
+      <w:r>
+        <w:rPr>
+          <w:rFonts w:ascii="Calibri" w:hAnsi="Calibri" w:cs="Arial"/>
+          <w:sz w:val="20"/>
+          <w:szCs w:val="20"/>
+        </w:rPr>
+        <w:t xml:space="preserve">puso término al contrato de trabajo por la causal legal de </w:t>
       </w:r>
       <w:r>
         <w:rPr>
@@ -885,8 +911,6 @@
           <w:szCs w:val="20"/>
         </w:rPr>
       </w:pPr>
-      <w:bookmarkStart w:id="0" w:name="_GoBack"/>
-      <w:bookmarkEnd w:id="0"/>
     </w:p>
     <w:p>
       <w:pPr>
@@ -1138,6 +1162,17 @@
         </w:rPr>
         <w:t xml:space="preserve"> </w:t>
       </w:r>
+    </w:p>
+    <w:p>
+      <w:pPr>
+        <w:pStyle w:val="Textoindependiente"/>
+        <w:rPr>
+          <w:rFonts w:ascii="Calibri" w:hAnsi="Calibri" w:cs="Arial"/>
+          <w:b/>
+          <w:sz w:val="20"/>
+          <w:szCs w:val="20"/>
+        </w:rPr>
+      </w:pPr>
     </w:p>
     <w:p>
       <w:pPr>
@@ -1164,6 +1199,72 @@
         <w:gridCol w:w="4178"/>
         <w:gridCol w:w="4536"/>
       </w:tblGrid>
+      <w:tr>
+        <w:trPr>
+          <w:trHeight w:val="288"/>
+        </w:trPr>
+        <w:tc>
+          <w:tcPr>
+            <w:tcW w:w="4178" w:type="dxa"/>
+          </w:tcPr>
+          <w:p>
+            <w:pPr>
+              <w:rPr>
+                <w:rFonts w:ascii="Consolas" w:hAnsi="Consolas"/>
+                <w:b/>
+                <w:sz w:val="18"/>
+                <w:szCs w:val="18"/>
+              </w:rPr>
+            </w:pPr>
+            <w:r>
+              <w:rPr>
+                <w:rFonts w:ascii="Consolas" w:hAnsi="Consolas"/>
+                <w:b/>
+                <w:sz w:val="18"/>
+                <w:szCs w:val="18"/>
+              </w:rPr>
+              <w:t>{{</w:t>
+            </w:r>
+            <w:proofErr w:type="spellStart"/>
+            <w:r>
+              <w:rPr>
+                <w:rFonts w:ascii="Consolas" w:hAnsi="Consolas"/>
+                <w:b/>
+                <w:sz w:val="18"/>
+                <w:szCs w:val="18"/>
+              </w:rPr>
+              <w:t>haberes_title</w:t>
+            </w:r>
+            <w:proofErr w:type="spellEnd"/>
+            <w:r>
+              <w:rPr>
+                <w:rFonts w:ascii="Consolas" w:hAnsi="Consolas"/>
+                <w:b/>
+                <w:sz w:val="18"/>
+                <w:szCs w:val="18"/>
+              </w:rPr>
+              <w:t>}}</w:t>
+            </w:r>
+          </w:p>
+        </w:tc>
+        <w:tc>
+          <w:tcPr>
+            <w:tcW w:w="4536" w:type="dxa"/>
+            <w:shd w:val="clear" w:color="auto" w:fill="auto"/>
+            <w:noWrap/>
+            <w:vAlign w:val="bottom"/>
+          </w:tcPr>
+          <w:p>
+            <w:pPr>
+              <w:rPr>
+                <w:rFonts w:ascii="Consolas" w:hAnsi="Consolas"/>
+                <w:sz w:val="18"/>
+                <w:szCs w:val="18"/>
+              </w:rPr>
+            </w:pPr>
+          </w:p>
+        </w:tc>
+      </w:tr>
       <w:tr>
         <w:trPr>
           <w:trHeight w:val="288"/>
@@ -1267,6 +1368,299 @@
         </w:rPr>
       </w:pPr>
     </w:p>
+    <w:tbl>
+      <w:tblPr>
+        <w:tblW w:w="8714" w:type="dxa"/>
+        <w:tblInd w:w="70" w:type="dxa"/>
+        <w:tblCellMar>
+          <w:left w:w="70" w:type="dxa"/>
+          <w:right w:w="70" w:type="dxa"/>
+        </w:tblCellMar>
+        <w:tblLook w:val="04A0" w:firstRow="1" w:lastRow="0" w:firstColumn="1" w:lastColumn="0" w:noHBand="0" w:noVBand="1"/>
+      </w:tblPr>
+      <w:tblGrid>
+        <w:gridCol w:w="4178"/>
+        <w:gridCol w:w="4536"/>
+      </w:tblGrid>
+      <w:tr>
+        <w:trPr>
+          <w:trHeight w:val="288"/>
+        </w:trPr>
+        <w:tc>
+          <w:tcPr>
+            <w:tcW w:w="4178" w:type="dxa"/>
+          </w:tcPr>
+          <w:p>
+            <w:pPr>
+              <w:rPr>
+                <w:rFonts w:ascii="Consolas" w:hAnsi="Consolas"/>
+                <w:b/>
+                <w:sz w:val="18"/>
+                <w:szCs w:val="18"/>
+              </w:rPr>
+            </w:pPr>
+            <w:r>
+              <w:rPr>
+                <w:rFonts w:ascii="Consolas" w:hAnsi="Consolas"/>
+                <w:b/>
+                <w:sz w:val="18"/>
+                <w:szCs w:val="18"/>
+              </w:rPr>
+              <w:t>{</w:t>
+            </w:r>
+            <w:r>
+              <w:rPr>
+                <w:rFonts w:ascii="Consolas" w:hAnsi="Consolas"/>
+                <w:b/>
+                <w:sz w:val="18"/>
+                <w:szCs w:val="18"/>
+              </w:rPr>
+              <w:t>{</w:t>
+            </w:r>
+            <w:proofErr w:type="spellStart"/>
+            <w:r>
+              <w:rPr>
+                <w:rFonts w:ascii="Consolas" w:hAnsi="Consolas"/>
+                <w:b/>
+                <w:sz w:val="18"/>
+                <w:szCs w:val="18"/>
+              </w:rPr>
+              <w:t>descuentos_title</w:t>
+            </w:r>
+            <w:proofErr w:type="spellEnd"/>
+            <w:r>
+              <w:rPr>
+                <w:rFonts w:ascii="Consolas" w:hAnsi="Consolas"/>
+                <w:b/>
+                <w:sz w:val="18"/>
+                <w:szCs w:val="18"/>
+              </w:rPr>
+              <w:t>}</w:t>
+            </w:r>
+            <w:r>
+              <w:rPr>
+                <w:rFonts w:ascii="Consolas" w:hAnsi="Consolas"/>
+                <w:b/>
+                <w:sz w:val="18"/>
+                <w:szCs w:val="18"/>
+              </w:rPr>
+              <w:t>}</w:t>
+            </w:r>
+          </w:p>
+        </w:tc>
+        <w:tc>
+          <w:tcPr>
+            <w:tcW w:w="4536" w:type="dxa"/>
+            <w:shd w:val="clear" w:color="auto" w:fill="auto"/>
+            <w:noWrap/>
+            <w:vAlign w:val="bottom"/>
+          </w:tcPr>
+          <w:p>
+            <w:pPr>
+              <w:rPr>
+                <w:rFonts w:ascii="Consolas" w:hAnsi="Consolas"/>
+                <w:sz w:val="18"/>
+                <w:szCs w:val="18"/>
+              </w:rPr>
+            </w:pPr>
+          </w:p>
+        </w:tc>
+      </w:tr>
+      <w:tr>
+        <w:trPr>
+          <w:trHeight w:val="288"/>
+        </w:trPr>
+        <w:tc>
+          <w:tcPr>
+            <w:tcW w:w="4178" w:type="dxa"/>
+          </w:tcPr>
+          <w:p>
+            <w:pPr>
+              <w:rPr>
+                <w:rFonts w:ascii="Calibri" w:hAnsi="Calibri" w:cs="Arial"/>
+                <w:sz w:val="20"/>
+                <w:szCs w:val="20"/>
+                <w:lang w:bidi="he-IL"/>
+              </w:rPr>
+            </w:pPr>
+            <w:r>
+              <w:rPr>
+                <w:rFonts w:ascii="Consolas" w:hAnsi="Consolas"/>
+                <w:sz w:val="18"/>
+                <w:szCs w:val="18"/>
+              </w:rPr>
+              <w:t>{{#</w:t>
+            </w:r>
+            <w:proofErr w:type="spellStart"/>
+            <w:r>
+              <w:rPr>
+                <w:rFonts w:ascii="Consolas" w:hAnsi="Consolas"/>
+                <w:sz w:val="18"/>
+                <w:szCs w:val="18"/>
+              </w:rPr>
+              <w:t>descuentos_rows</w:t>
+            </w:r>
+            <w:proofErr w:type="spellEnd"/>
+            <w:r>
+              <w:rPr>
+                <w:rFonts w:ascii="Consolas" w:hAnsi="Consolas"/>
+                <w:sz w:val="18"/>
+                <w:szCs w:val="18"/>
+              </w:rPr>
+              <w:t>}}{{concepto}}</w:t>
+            </w:r>
+          </w:p>
+        </w:tc>
+        <w:tc>
+          <w:tcPr>
+            <w:tcW w:w="4536" w:type="dxa"/>
+            <w:shd w:val="clear" w:color="auto" w:fill="auto"/>
+            <w:noWrap/>
+            <w:vAlign w:val="bottom"/>
+          </w:tcPr>
+          <w:p>
+            <w:pPr>
+              <w:rPr>
+                <w:rFonts w:ascii="Calibri" w:hAnsi="Calibri" w:cs="Arial"/>
+                <w:sz w:val="20"/>
+                <w:szCs w:val="20"/>
+                <w:lang w:bidi="he-IL"/>
+              </w:rPr>
+            </w:pPr>
+            <w:r>
+              <w:rPr>
+                <w:rFonts w:ascii="Consolas" w:hAnsi="Consolas"/>
+                <w:sz w:val="18"/>
+                <w:szCs w:val="18"/>
+              </w:rPr>
+              <w:t>{{monto}}{{/</w:t>
+            </w:r>
+            <w:proofErr w:type="spellStart"/>
+            <w:r>
+              <w:rPr>
+                <w:rFonts w:ascii="Consolas" w:hAnsi="Consolas"/>
+                <w:sz w:val="18"/>
+                <w:szCs w:val="18"/>
+              </w:rPr>
+              <w:t>descuentos_rows</w:t>
+            </w:r>
+            <w:proofErr w:type="spellEnd"/>
+            <w:r>
+              <w:rPr>
+                <w:rFonts w:ascii="Consolas" w:hAnsi="Consolas"/>
+                <w:sz w:val="18"/>
+                <w:szCs w:val="18"/>
+              </w:rPr>
+              <w:t>}}</w:t>
+            </w:r>
+          </w:p>
+        </w:tc>
+      </w:tr>
+      <w:tr>
+        <w:trPr>
+          <w:trHeight w:val="288"/>
+        </w:trPr>
+        <w:tc>
+          <w:tcPr>
+            <w:tcW w:w="4178" w:type="dxa"/>
+          </w:tcPr>
+          <w:p>
+            <w:pPr>
+              <w:rPr>
+                <w:rFonts w:ascii="Consolas" w:hAnsi="Consolas"/>
+                <w:sz w:val="18"/>
+                <w:szCs w:val="18"/>
+              </w:rPr>
+            </w:pPr>
+          </w:p>
+          <w:p>
+            <w:pPr>
+              <w:rPr>
+                <w:rFonts w:ascii="Consolas" w:hAnsi="Consolas"/>
+                <w:sz w:val="18"/>
+                <w:szCs w:val="18"/>
+              </w:rPr>
+            </w:pPr>
+            <w:r>
+              <w:rPr>
+                <w:rFonts w:ascii="Consolas" w:hAnsi="Consolas"/>
+                <w:sz w:val="18"/>
+                <w:szCs w:val="18"/>
+              </w:rPr>
+              <w:t>TOTAL A PAGAR</w:t>
+            </w:r>
+            <w:r>
+              <w:rPr>
+                <w:rFonts w:ascii="Consolas" w:hAnsi="Consolas"/>
+                <w:sz w:val="18"/>
+                <w:szCs w:val="18"/>
+              </w:rPr>
+              <w:t>:</w:t>
+            </w:r>
+          </w:p>
+        </w:tc>
+        <w:tc>
+          <w:tcPr>
+            <w:tcW w:w="4536" w:type="dxa"/>
+            <w:shd w:val="clear" w:color="auto" w:fill="auto"/>
+            <w:noWrap/>
+            <w:vAlign w:val="bottom"/>
+          </w:tcPr>
+          <w:p>
+            <w:pPr>
+              <w:rPr>
+                <w:rFonts w:ascii="Consolas" w:hAnsi="Consolas"/>
+                <w:b/>
+                <w:sz w:val="18"/>
+                <w:szCs w:val="18"/>
+              </w:rPr>
+            </w:pPr>
+            <w:r>
+              <w:rPr>
+                <w:rFonts w:ascii="Consolas" w:hAnsi="Consolas"/>
+                <w:b/>
+                <w:sz w:val="18"/>
+                <w:szCs w:val="18"/>
+              </w:rPr>
+              <w:t>{{</w:t>
+            </w:r>
+            <w:proofErr w:type="spellStart"/>
+            <w:r>
+              <w:rPr>
+                <w:rFonts w:ascii="Consolas" w:hAnsi="Consolas"/>
+                <w:b/>
+                <w:sz w:val="18"/>
+                <w:szCs w:val="18"/>
+              </w:rPr>
+              <w:t>total_a_pagar_tabla</w:t>
+            </w:r>
+            <w:proofErr w:type="spellEnd"/>
+            <w:r>
+              <w:rPr>
+                <w:rFonts w:ascii="Consolas" w:hAnsi="Consolas"/>
+                <w:b/>
+                <w:sz w:val="18"/>
+                <w:szCs w:val="18"/>
+              </w:rPr>
+              <w:t>}}</w:t>
+            </w:r>
+          </w:p>
+        </w:tc>
+      </w:tr>
+    </w:tbl>
+    <w:p>
+      <w:pPr>
+        <w:pStyle w:val="Textoindependiente"/>
+        <w:jc w:val="left"/>
+        <w:rPr>
+          <w:rFonts w:ascii="Calibri" w:hAnsi="Calibri" w:cs="Arial"/>
+          <w:b/>
+          <w:sz w:val="20"/>
+          <w:szCs w:val="20"/>
+          <w:u w:val="single"/>
+        </w:rPr>
+      </w:pPr>
+    </w:p>
     <w:p>
       <w:pPr>
         <w:pStyle w:val="Textoindependiente"/>
@@ -1818,16 +2212,7 @@
           <w:sz w:val="20"/>
           <w:szCs w:val="20"/>
         </w:rPr>
-        <w:t xml:space="preserve">pleto finiquito </w:t>
-      </w:r>
-      <w:r>
-        <w:rPr>
-          <w:rFonts w:ascii="Calibri" w:hAnsi="Calibri" w:cs="Arial"/>
-          <w:sz w:val="20"/>
-          <w:szCs w:val="20"/>
-        </w:rPr>
-        <w:lastRenderedPageBreak/>
-        <w:t>por la relación</w:t>
+        <w:t>pleto finiquito por la relación</w:t>
       </w:r>
       <w:r>
         <w:rPr>
@@ -2280,7 +2665,6 @@
           <w:sz w:val="20"/>
           <w:szCs w:val="20"/>
         </w:rPr>
-        <w:lastRenderedPageBreak/>
         <w:t>Para los efectos del presente contrato de transacción y finiquito, se entiende por información confidencial, antecedentes estratégicos de la empresa y sus relacionadas.</w:t>
       </w:r>
     </w:p>
@@ -2850,15 +3234,8 @@
         </w:rPr>
         <w:tab/>
       </w:r>
-      <w:r>
-        <w:rPr>
-          <w:rFonts w:ascii="Calibri" w:hAnsi="Calibri" w:cs="Arial"/>
-          <w:b/>
-          <w:sz w:val="20"/>
-          <w:szCs w:val="20"/>
-        </w:rPr>
-        <w:tab/>
-      </w:r>
+      <w:bookmarkStart w:id="0" w:name="_GoBack"/>
+      <w:bookmarkEnd w:id="0"/>
       <w:proofErr w:type="spellStart"/>
       <w:r>
         <w:rPr>
@@ -3753,7 +4130,7 @@
 </file>
 
 <file path=customXml/itemProps1.xml><?xml version="1.0" encoding="utf-8"?>
-<ds:datastoreItem xmlns:ds="http://schemas.openxmlformats.org/officeDocument/2006/customXml" ds:itemID="{D283B4FD-DA5C-4246-A21E-FE300CB67AF0}">
+<ds:datastoreItem xmlns:ds="http://schemas.openxmlformats.org/officeDocument/2006/customXml" ds:itemID="{89E9117E-CF28-4E60-9B78-D72070AFB71F}">
   <ds:schemaRefs>
     <ds:schemaRef ds:uri="http://schemas.openxmlformats.org/officeDocument/2006/bibliography"/>
   </ds:schemaRefs>
